--- a/ru/discovery-articles/5.11 Промышленный катализ.docx
+++ b/ru/discovery-articles/5.11 Промышленный катализ.docx
@@ -4,13 +4,20 @@
   <w:body>
     <w:p>
       <w:pPr>
-        <w:spacing w:before="0" w:after="80"/>
+        <w:pStyle w:val="Title"/>
+        <w:widowControl/>
+      </w:pPr>
+      <w:r>
+        <w:t>5.11 Промышленный катализ</w:t>
+      </w:r>
+    </w:p>
+    <w:p>
+      <w:pPr>
+        <w:keepNext/>
+        <w:widowControl/>
       </w:pPr>
       <w:r>
         <w:rPr>
-          <w:rFonts w:ascii="Calibri" w:hAnsi="Calibri" w:cs="Calibri"/>
-          <w:b/>
-          <w:color w:val="2E74B5"/>
           <w:sz w:val="20"/>
         </w:rPr>
         <w:t>5. Физика, химия и материалы</w:t>
@@ -19,121 +26,81 @@
     <w:p>
       <w:pPr>
         <w:keepNext/>
-        <w:spacing w:before="0" w:after="120"/>
+        <w:widowControl/>
       </w:pPr>
       <w:r>
         <w:rPr>
-          <w:rFonts w:ascii="Calibri" w:hAnsi="Calibri" w:cs="Calibri"/>
-          <w:b/>
-          <w:color w:val="0B2545"/>
-          <w:sz w:val="48"/>
+          <w:sz w:val="20"/>
         </w:rPr>
-        <w:t>5.11 Промышленный катализ</w:t>
+        <w:t>Период: название введено в XIX веке; крупные процессы — конец XIX и начало XX века | Основные участники: Йёнс Якоб Берцелиус, Фриц Габер, Карл Бош, Вильгельм Оствальд, позднее химики-технологи</w:t>
       </w:r>
     </w:p>
     <w:p>
       <w:pPr>
-        <w:spacing w:before="0" w:after="200" w:line="276" w:lineRule="auto"/>
+        <w:widowControl/>
       </w:pPr>
       <w:r>
-        <w:rPr>
-          <w:rFonts w:ascii="Calibri" w:hAnsi="Calibri" w:cs="Calibri"/>
-          <w:i/>
-          <w:color w:val="666666"/>
-          <w:sz w:val="21"/>
-        </w:rPr>
-        <w:t>Период: термин «катализ» появился в XIX веке; основные промышленные процессы — конец XIX и начало XX века | Ключевые фигуры: Йёнс Якоб Берцелиус; Фриц Габер; Карл Бош; Вильгельм Оствальд; позднее — инженеры-химики</w:t>
-      </w:r>
-    </w:p>
-    <w:p>
-      <w:pPr>
-        <w:spacing w:before="0" w:after="200" w:line="300" w:lineRule="auto"/>
-      </w:pPr>
-      <w:r>
-        <w:rPr>
-          <w:rFonts w:ascii="Calibri" w:hAnsi="Calibri" w:cs="Calibri"/>
-          <w:color w:val="0B2545"/>
-          <w:sz w:val="23"/>
-        </w:rPr>
-        <w:t>Промышленный катализ использует вещества-катализаторы, которые ускоряют химические реакции, сами в целом не расходуясь. Именно катализаторы сделали практически возможным массовое производство удобрений, топлива, пластмасс и очистку выхлопных газов.</w:t>
+        <w:t>Катализаторы ускоряют химические реакции, в целом не расходуясь. Они делают практичным производство удобрений, топлива и пластмасс, а также очистку выхлопа.</w:t>
       </w:r>
     </w:p>
     <w:p>
       <w:pPr>
         <w:pStyle w:val="Heading1"/>
+        <w:widowControl/>
       </w:pPr>
       <w:r>
-        <w:t>Ключевые факты</w:t>
+        <w:t>Кратко о главном</w:t>
       </w:r>
     </w:p>
     <w:p>
       <w:pPr>
-        <w:keepLines/>
-        <w:spacing w:after="80" w:line="300" w:lineRule="auto"/>
-        <w:numPr>
-          <w:ilvl w:val="0"/>
-          <w:numId w:val="10"/>
-        </w:numPr>
+        <w:pStyle w:val="ListBullet"/>
+        <w:widowControl/>
       </w:pPr>
       <w:r>
-        <w:t>Катализатор открывает для реакции путь с меньшей энергией активации.</w:t>
+        <w:t>Катализатор предлагает реакции путь с меньшей энергией активации.</w:t>
       </w:r>
     </w:p>
     <w:p>
       <w:pPr>
-        <w:keepLines/>
-        <w:spacing w:after="80" w:line="300" w:lineRule="auto"/>
-        <w:numPr>
-          <w:ilvl w:val="0"/>
-          <w:numId w:val="10"/>
-        </w:numPr>
+        <w:pStyle w:val="ListBullet"/>
+        <w:widowControl/>
       </w:pPr>
       <w:r>
-        <w:t>В процессе Габера — Боша аммиак получают под высоким давлением на железосодержащем катализаторе.</w:t>
+        <w:t>Синтез аммиака Габера — Боша использует железосодержащий катализатор при высоком давлении.</w:t>
       </w:r>
     </w:p>
     <w:p>
       <w:pPr>
-        <w:keepLines/>
-        <w:spacing w:after="80" w:line="300" w:lineRule="auto"/>
-        <w:numPr>
-          <w:ilvl w:val="0"/>
-          <w:numId w:val="10"/>
-        </w:numPr>
+        <w:pStyle w:val="ListBullet"/>
+        <w:widowControl/>
       </w:pPr>
       <w:r>
-        <w:t>В процессе Оствальда сетка из платинового сплава помогает превращать аммиак в азотную кислоту.</w:t>
+        <w:t>В процессе Оствальда платиновая сплавная сетка помогает превращать аммиак в азотную кислоту.</w:t>
       </w:r>
     </w:p>
     <w:p>
       <w:pPr>
-        <w:keepLines/>
-        <w:spacing w:after="80" w:line="300" w:lineRule="auto"/>
-        <w:numPr>
-          <w:ilvl w:val="0"/>
-          <w:numId w:val="10"/>
-        </w:numPr>
+        <w:pStyle w:val="ListBullet"/>
+        <w:widowControl/>
       </w:pPr>
       <w:r>
-        <w:t>В нефтепереработке катализаторы позволяют получать полезные виды топлива и сырьё для химической промышленности.</w:t>
+        <w:t>Катализаторы нефтепереработки дают полезные топлива и химические компоненты.</w:t>
       </w:r>
     </w:p>
     <w:p>
       <w:pPr>
-        <w:keepLines/>
-        <w:spacing w:after="80" w:line="300" w:lineRule="auto"/>
-        <w:numPr>
-          <w:ilvl w:val="0"/>
-          <w:numId w:val="10"/>
-        </w:numPr>
+        <w:pStyle w:val="ListBullet"/>
+        <w:widowControl/>
       </w:pPr>
       <w:r>
-        <w:t>Разработка катализаторов — одно из центральных направлений химии поверхности и материаловедения.</w:t>
+        <w:t>Их проектирование — важная часть химии поверхности и материаловедения.</w:t>
       </w:r>
     </w:p>
     <w:p>
       <w:pPr>
         <w:pStyle w:val="Heading1"/>
+        <w:widowControl/>
       </w:pPr>
       <w:r>
         <w:t>Что это такое</w:t>
@@ -141,143 +108,101 @@
     </w:p>
     <w:p>
       <w:pPr>
-        <w:keepLines w:val="0"/>
+        <w:widowControl/>
       </w:pPr>
       <w:r>
-        <w:t>Катализатор ускоряет химическую реакцию, но сам в целом не расходуется. Он предлагает молекулам более лёгкий путь, требующий меньшей энергии активации — минимального энергетического толчка для начала реакции. Представьте горный перевал: исходная и конечная точки те же, но по более низкому проходу добраться легче.</w:t>
-      </w:r>
-    </w:p>
-    <w:p>
-      <w:pPr>
-        <w:keepLines w:val="0"/>
-      </w:pPr>
-      <w:r>
-        <w:t>Промышленные катализаторы бывают жидкостями, порошками, металлическими поверхностями или гранулами, которыми заполняют реактор. Хороший катализатор не только ускоряет процесс, но и направляет его к нужному продукту, уменьшая количество отходов.</w:t>
+        <w:t>Катализатор ускоряет реакцию, не расходуясь в её общем итоге. Он открывает путь с меньшей энергией активации — начальным энергетическим барьером. Как более низкий горный перевал, он не меняет начало и конец, но облегчает переход. Промышленные катализаторы бывают жидкостями, порошками, металлическими поверхностями или гранулами в реакторе. Хороший катализатор также преимущественно даёт нужный продукт и уменьшает отходы.</w:t>
       </w:r>
     </w:p>
     <w:p>
       <w:pPr>
         <w:pStyle w:val="Heading1"/>
+        <w:widowControl/>
       </w:pPr>
       <w:r>
-        <w:t>Кто это открыл или изобрёл</w:t>
+        <w:t>Кто открыл или изобрёл</w:t>
       </w:r>
     </w:p>
     <w:p>
       <w:pPr>
-        <w:keepLines w:val="0"/>
+        <w:widowControl/>
       </w:pPr>
       <w:r>
-        <w:t>Химики наблюдали каталитические эффекты задолго до того, как смогли их объяснить. В 1835 году Йёнс Якоб Берцелиус ввёл термин «катализ». Позднее Вильгельм Оствальд уточнил смысл явления и исследовал скорости реакций.</w:t>
-      </w:r>
-    </w:p>
-    <w:p>
-      <w:pPr>
-        <w:keepLines w:val="0"/>
-      </w:pPr>
-      <w:r>
-        <w:t>Фриц Габер нашёл лабораторные условия для синтеза аммиака из азота и водорода, а Карл Бош и инженеры BASF превратили реакцию в промышленный процесс высокого давления. Многие другие химики и заводские специалисты разрабатывали катализаторы для получения азотной кислоты, переработки нефти, производства пластмасс и очистки выбросов.</w:t>
+        <w:t>Эффекты наблюдали задолго до понимания. Берцелиус ввёл слово «катализ» в 1835 году, Оствальд позднее уточнил понятие и изучал скорости реакций. Габер нашёл лабораторные условия аммиака, Бош и инженеры BASF превратили их в производство под высоким давлением. Другие химики и заводские инженеры разрабатывали катализаторы азотной кислоты, переработки нефти, пластмасс и контроля загрязнения.</w:t>
       </w:r>
     </w:p>
     <w:p>
       <w:pPr>
         <w:pStyle w:val="Heading1"/>
+        <w:widowControl/>
       </w:pPr>
       <w:r>
-        <w:t>Когда и как это появилось</w:t>
+        <w:t>Когда и как появилось</w:t>
       </w:r>
     </w:p>
     <w:p>
       <w:pPr>
-        <w:keepLines w:val="0"/>
+        <w:widowControl/>
       </w:pPr>
       <w:r>
-        <w:t>Сначала катализаторы применялись в отдельных лабораторных и ремесленных реакциях. В конце XIX — начале XX века растущей химической промышленности понадобились более быстрые и избирательные способы производства. Процесс Оствальда для азотной кислоты и процесс Габера — Боша для аммиака показали, какого масштаба способны достичь каталитические технологии.</w:t>
-      </w:r>
-    </w:p>
-    <w:p>
-      <w:pPr>
-        <w:keepLines w:val="0"/>
-      </w:pPr>
-      <w:r>
-        <w:t>С 1930-х годов каталитический крекинг помог нефтеперерабатывающим заводам превращать тяжёлые фракции в большее количество бензина. С 1970-х каталитические нейтрализаторы стали обычными на автомобилях по мере ужесточения норм загрязнения воздуха.</w:t>
+        <w:t>Сначала катализ встречался в отдельных лабораторных и ремесленных реакциях. В конце XIX — начале XX века растущей химической промышленности понадобились быстрые избирательные методы. Процессы Оствальда и Габера — Боша показали огромный масштаб. С 1930-х каталитический крекинг помогал превращать тяжёлую нефть в большее количество бензина. С 1970-х ужесточение норм воздуха распространило автомобильные нейтрализаторы.</w:t>
       </w:r>
     </w:p>
     <w:p>
       <w:pPr>
         <w:pStyle w:val="Heading1"/>
+        <w:widowControl/>
       </w:pPr>
       <w:r>
-        <w:t>Научное значение</w:t>
+        <w:t>Значение для науки</w:t>
       </w:r>
     </w:p>
     <w:p>
       <w:pPr>
-        <w:keepLines w:val="0"/>
+        <w:widowControl/>
       </w:pPr>
       <w:r>
-        <w:t>Катализ показал: недостаточно знать, возможна ли реакция, — нужно понимать, насколько быстро она идёт. Скорости реакций изучает химическая кинетика. На твёрдом катализаторе превращения часто происходят в активных центрах — небольших участках поверхности, где молекулы закрепляются и изменяются.</w:t>
-      </w:r>
-    </w:p>
-    <w:p>
-      <w:pPr>
-        <w:keepLines w:val="0"/>
-      </w:pPr>
-      <w:r>
-        <w:t>Каталитические яды блокируют эти центры, а промоторы улучшают работу катализатора. Современные приборы позволяют наблюдать за поверхностью непосредственно во время реакции и связывать атомное строение материала с производительностью завода.</w:t>
+        <w:t>Катализ показал: мало знать, возможна ли реакция, нужно знать её скорость. Этим занимается кинетика. У твёрдых катализаторов реакция часто идёт на активных центрах — участках поверхности, где молекулы закрепляются и меняются. «Яды» блокируют центры, промоторы улучшают действие. Современные приборы наблюдают поверхность в ходе реакции, связывая атомное устройство с заводским выпуском.</w:t>
       </w:r>
     </w:p>
     <w:p>
       <w:pPr>
         <w:pStyle w:val="Heading1"/>
+        <w:widowControl/>
       </w:pPr>
       <w:r>
-        <w:t>Влияние на последующее развитие</w:t>
+        <w:t>Влияние на дальнейшее развитие</w:t>
       </w:r>
     </w:p>
     <w:p>
       <w:pPr>
-        <w:keepLines w:val="0"/>
+        <w:widowControl/>
       </w:pPr>
       <w:r>
-        <w:t>Катализаторы участвуют в производстве удобрений, топлива, лекарств, пластмасс и многих пищевых ингредиентов. Цеолиты — минералы с крошечными регулярными порами — сортируют молекулы по размеру и одновременно помогают реакциям на нефтеперерабатывающих заводах. Автомобильные нейтрализаторы превращают вредные компоненты выхлопа в менее опасные.</w:t>
-      </w:r>
-    </w:p>
-    <w:p>
-      <w:pPr>
-        <w:keepLines w:val="0"/>
-      </w:pPr>
-      <w:r>
-        <w:t>Зелёная химия ищет катализаторы, работающие при более низкой температуре, использующие распространённые металлы и образующие меньше отходов. Производство водорода, топливные элементы и превращение углекислого газа также в значительной мере зависят от катализа.</w:t>
+        <w:t>Катализаторы участвуют в производстве удобрений, топлива, лекарств, пластиков и пищевых компонентов. Цеолиты, минералы с регулярными микропорами, сортируют молекулы по размеру и помогают нефтяным реакциям. Нейтрализаторы превращают вредные выхлопные газы в менее вредные. Зелёная химия ищет низкие температуры, распространённые металлы и меньше отходов. Получение водорода, топливные элементы и преобразование углекислого газа также сильно зависят от катализа.</w:t>
       </w:r>
     </w:p>
     <w:p>
       <w:pPr>
         <w:pStyle w:val="Heading1"/>
+        <w:widowControl/>
       </w:pPr>
       <w:r>
-        <w:t>Как это изменило жизнь людей</w:t>
+        <w:t>Как изменило жизнь людей</w:t>
       </w:r>
     </w:p>
     <w:p>
       <w:pPr>
-        <w:keepLines w:val="0"/>
+        <w:widowControl/>
       </w:pPr>
       <w:r>
-        <w:t>Каталитический синтез аммиака резко увеличил выпуск азотных удобрений и помог прокормить растущее население. Та же химия аммиака и азотной кислоты снабдила промышленность взрывчатыми веществами.</w:t>
-      </w:r>
-    </w:p>
-    <w:p>
-      <w:pPr>
-        <w:keepLines w:val="0"/>
-      </w:pPr>
-      <w:r>
-        <w:t>Катализаторы нефтепереработки поддержали массовую автомобилизацию, а автомобильные нейтрализаторы сократили выбросы угарного газа, несгоревшего топлива и оксидов азота. Некоторые катализаторы требуют редких металлов, добыча которых имеет социальную и экологическую цену. Эти незаметные материалы, часто скрытые внутри стальных аппаратов, влияют на то, что люди едят, носят, строят и каким воздухом дышат.</w:t>
+        <w:t>Каталитический аммиак увеличил азотные удобрения и помог кормить население. Та же химия аммиака и азотной кислоты снабжала взрывчатку. Нефтяные катализаторы поддержали автомобилизацию, автомобильные — уменьшали угарный газ, несгоревшее топливо и оксиды азота. Некоторые требуют редких металлов с социальными и экологическими издержками добычи. Скрытые в стальных аппаратах вещества влияют на еду, одежду, строительство и воздух.</w:t>
       </w:r>
     </w:p>
     <w:p>
       <w:pPr>
         <w:pStyle w:val="Heading1"/>
+        <w:widowControl/>
       </w:pPr>
       <w:r>
         <w:t>Источники и литература</w:t>
@@ -286,145 +211,150 @@
     <w:p>
       <w:pPr>
         <w:pStyle w:val="Heading2"/>
+        <w:widowControl/>
       </w:pPr>
       <w:r>
-        <w:t>A. Книги и основные научные труды</w:t>
+        <w:rPr>
+          <w:sz w:val="20"/>
+        </w:rPr>
+        <w:t>Книги и основные научные труды</w:t>
       </w:r>
     </w:p>
     <w:p>
       <w:pPr>
-        <w:keepLines/>
-        <w:spacing w:after="80" w:line="300" w:lineRule="auto"/>
-        <w:numPr>
-          <w:ilvl w:val="0"/>
-          <w:numId w:val="11"/>
-        </w:numPr>
+        <w:widowControl/>
       </w:pPr>
       <w:r>
-        <w:t>Smil, Vaclav. Enriching the Earth: Fritz Haber, Carl Bosch, and the Transformation of World Food Production. Cambridge, MA: MIT Press, 2001.</w:t>
+        <w:rPr>
+          <w:sz w:val="20"/>
+        </w:rPr>
+        <w:t>1. Smil, Vaclav.Enriching the Earth: Fritz Haber, Carl Bosch, and the Transformation of World Food Production. Cambridge, MA: MIT Press, 2001.</w:t>
       </w:r>
     </w:p>
     <w:p>
       <w:pPr>
         <w:pStyle w:val="Heading2"/>
+        <w:widowControl/>
       </w:pPr>
       <w:r>
-        <w:t>C. Материалы научных учреждений и энциклопедий</w:t>
+        <w:rPr>
+          <w:sz w:val="20"/>
+        </w:rPr>
+        <w:t>Материалы организаций и энциклопедии</w:t>
       </w:r>
     </w:p>
     <w:p>
       <w:pPr>
-        <w:keepLines/>
-        <w:spacing w:after="80" w:line="300" w:lineRule="auto"/>
-        <w:numPr>
-          <w:ilvl w:val="0"/>
-          <w:numId w:val="12"/>
-        </w:numPr>
+        <w:widowControl/>
       </w:pPr>
       <w:r>
-        <w:t xml:space="preserve">Encyclopaedia Britannica. «Catalysis». </w:t>
+        <w:rPr>
+          <w:sz w:val="20"/>
+        </w:rPr>
+        <w:t xml:space="preserve">1. Encyclopaedia Britannica. 'Catalysis.' </w:t>
       </w:r>
+      <w:hyperlink r:id="rId9">
+        <w:r>
+          <w:rPr>
+            <w:sz w:val="20"/>
+          </w:rPr>
+          <w:t>https://www.britannica.com/science/catalysis</w:t>
+        </w:r>
+      </w:hyperlink>
       <w:r>
-        <w:t xml:space="preserve"> </w:t>
+        <w:rPr>
+          <w:sz w:val="20"/>
+        </w:rPr>
+      </w:r>
+    </w:p>
+    <w:p>
+      <w:pPr>
+        <w:widowControl/>
+      </w:pPr>
+      <w:r>
+        <w:rPr>
+          <w:sz w:val="20"/>
+        </w:rPr>
+        <w:t xml:space="preserve">2. Encyclopaedia Britannica. 'Haber-Bosch process.' </w:t>
+      </w:r>
+      <w:hyperlink r:id="rId10">
+        <w:r>
+          <w:rPr>
+            <w:sz w:val="20"/>
+          </w:rPr>
+          <w:t>https://www.britannica.com/technology/Haber-Bosch-process</w:t>
+        </w:r>
+      </w:hyperlink>
+      <w:r>
+        <w:rPr>
+          <w:sz w:val="20"/>
+        </w:rPr>
+      </w:r>
+    </w:p>
+    <w:p>
+      <w:pPr>
+        <w:pStyle w:val="Heading2"/>
+        <w:widowControl/>
+      </w:pPr>
+      <w:r>
+        <w:rPr>
+          <w:sz w:val="20"/>
+        </w:rPr>
+        <w:t>Научные организации</w:t>
+      </w:r>
+    </w:p>
+    <w:p>
+      <w:pPr>
+        <w:widowControl/>
+      </w:pPr>
+      <w:r>
+        <w:rPr>
+          <w:sz w:val="20"/>
+        </w:rPr>
+        <w:t xml:space="preserve">1. Nobel Prize. 'The Nobel Prize in Chemistry 1909: Wilhelm Ostwald.' </w:t>
       </w:r>
       <w:hyperlink r:id="rId11">
         <w:r>
           <w:rPr>
-            <w:color w:val="0563C1"/>
-            <w:u w:val="single"/>
+            <w:sz w:val="20"/>
           </w:rPr>
-          <w:t>https://www.britannica.com/science/catalysis</w:t>
+          <w:t>https://www.nobelprize.org/prizes/chemistry/1909/summary/</w:t>
         </w:r>
       </w:hyperlink>
+      <w:r>
+        <w:rPr>
+          <w:sz w:val="20"/>
+        </w:rPr>
+      </w:r>
     </w:p>
     <w:p>
       <w:pPr>
-        <w:keepLines/>
-        <w:spacing w:after="80" w:line="300" w:lineRule="auto"/>
-        <w:numPr>
-          <w:ilvl w:val="0"/>
-          <w:numId w:val="12"/>
-        </w:numPr>
+        <w:widowControl/>
       </w:pPr>
       <w:r>
-        <w:t xml:space="preserve">Encyclopaedia Britannica. «Haber-Bosch process». </w:t>
-      </w:r>
-      <w:r>
-        <w:t xml:space="preserve"> </w:t>
+        <w:rPr>
+          <w:sz w:val="20"/>
+        </w:rPr>
+        <w:t xml:space="preserve">2. Nobel Prize. 'The Nobel Prize in Chemistry 1918: Fritz Haber.' </w:t>
       </w:r>
       <w:hyperlink r:id="rId12">
         <w:r>
           <w:rPr>
-            <w:color w:val="0563C1"/>
-            <w:u w:val="single"/>
-          </w:rPr>
-          <w:t>https://www.britannica.com/technology/Haber-Bosch-process</w:t>
-        </w:r>
-      </w:hyperlink>
-    </w:p>
-    <w:p>
-      <w:pPr>
-        <w:pStyle w:val="Heading2"/>
-      </w:pPr>
-      <w:r>
-        <w:t>G. Научные организации</w:t>
-      </w:r>
-    </w:p>
-    <w:p>
-      <w:pPr>
-        <w:keepLines/>
-        <w:spacing w:after="80" w:line="300" w:lineRule="auto"/>
-        <w:numPr>
-          <w:ilvl w:val="0"/>
-          <w:numId w:val="13"/>
-        </w:numPr>
-      </w:pPr>
-      <w:r>
-        <w:t xml:space="preserve">Нобелевская премия. «The Nobel Prize in Chemistry 1909: Wilhelm Ostwald». </w:t>
-      </w:r>
-      <w:r>
-        <w:t xml:space="preserve"> </w:t>
-      </w:r>
-      <w:hyperlink r:id="rId13">
-        <w:r>
-          <w:rPr>
-            <w:color w:val="0563C1"/>
-            <w:u w:val="single"/>
-          </w:rPr>
-          <w:t>https://www.nobelprize.org/prizes/chemistry/1909/summary/</w:t>
-        </w:r>
-      </w:hyperlink>
-    </w:p>
-    <w:p>
-      <w:pPr>
-        <w:keepLines/>
-        <w:spacing w:after="80" w:line="300" w:lineRule="auto"/>
-        <w:numPr>
-          <w:ilvl w:val="0"/>
-          <w:numId w:val="13"/>
-        </w:numPr>
-      </w:pPr>
-      <w:r>
-        <w:t xml:space="preserve">Нобелевская премия. «The Nobel Prize in Chemistry 1918: Fritz Haber». </w:t>
-      </w:r>
-      <w:r>
-        <w:t xml:space="preserve"> </w:t>
-      </w:r>
-      <w:hyperlink r:id="rId14">
-        <w:r>
-          <w:rPr>
-            <w:color w:val="0563C1"/>
-            <w:u w:val="single"/>
+            <w:sz w:val="20"/>
           </w:rPr>
           <w:t>https://www.nobelprize.org/prizes/chemistry/1918/summary/</w:t>
         </w:r>
       </w:hyperlink>
+      <w:r>
+        <w:rPr>
+          <w:sz w:val="20"/>
+        </w:rPr>
+      </w:r>
     </w:p>
     <w:sectPr>
-      <w:headerReference w:type="default" r:id="rId9"/>
-      <w:footerReference w:type="default" r:id="rId10"/>
-      <w:pgSz w:w="12240" w:h="15840"/>
-      <w:pgMar w:top="1440" w:right="1440" w:bottom="1440" w:left="1440" w:header="708" w:footer="708" w:gutter="0"/>
+      <w:footerReference w:type="default" r:id="rId13"/>
+      <w:pgSz w:w="11906" w:h="16838"/>
+      <w:pgMar w:top="1020" w:right="1134" w:bottom="1020" w:left="1134" w:header="720" w:footer="720" w:gutter="0"/>
       <w:cols w:space="720"/>
       <w:docGrid w:linePitch="360"/>
     </w:sectPr>
@@ -437,60 +367,11 @@
   <w:p>
     <w:pPr>
       <w:pStyle w:val="Footer"/>
-      <w:spacing w:before="0" w:after="0"/>
       <w:jc w:val="right"/>
     </w:pPr>
-    <w:r>
-      <w:rPr>
-        <w:rFonts w:ascii="Calibri" w:hAnsi="Calibri" w:cs="Calibri"/>
-        <w:color w:val="666666"/>
-        <w:sz w:val="18"/>
-      </w:rPr>
-      <w:t xml:space="preserve">Страница </w:t>
-    </w:r>
-    <w:r>
-      <w:rPr>
-        <w:rFonts w:ascii="Calibri" w:hAnsi="Calibri" w:cs="Calibri"/>
-        <w:color w:val="666666"/>
-        <w:sz w:val="18"/>
-      </w:rPr>
-      <w:fldChar w:fldCharType="begin"/>
-      <w:instrText xml:space="preserve"> PAGE </w:instrText>
-      <w:fldChar w:fldCharType="separate"/>
-      <w:t>1</w:t>
-      <w:fldChar w:fldCharType="end"/>
-    </w:r>
+    <w:fldSimple w:instr="PAGE"/>
   </w:p>
 </w:ftr>
-</file>
-
-<file path=word/header1.xml><?xml version="1.0" encoding="utf-8"?>
-<w:hdr xmlns:m="http://schemas.openxmlformats.org/officeDocument/2006/math" xmlns:mc="http://schemas.openxmlformats.org/markup-compatibility/2006" xmlns:mo="http://schemas.microsoft.com/office/mac/office/2008/main" xmlns:mv="urn:schemas-microsoft-com:mac:vml" xmlns:o="urn:schemas-microsoft-com:office:office" xmlns:r="http://schemas.openxmlformats.org/officeDocument/2006/relationships" xmlns:v="urn:schemas-microsoft-com:vml" xmlns:w10="urn:schemas-microsoft-com:office:word" xmlns:w14="http://schemas.microsoft.com/office/word/2010/wordml" xmlns:w="http://schemas.openxmlformats.org/wordprocessingml/2006/main" xmlns:wne="http://schemas.microsoft.com/office/word/2006/wordml" xmlns:wp14="http://schemas.microsoft.com/office/word/2010/wordprocessingDrawing" xmlns:wp="http://schemas.openxmlformats.org/drawingml/2006/wordprocessingDrawing" xmlns:wpc="http://schemas.microsoft.com/office/word/2010/wordprocessingCanvas" xmlns:wpg="http://schemas.microsoft.com/office/word/2010/wordprocessingGroup" xmlns:wpi="http://schemas.microsoft.com/office/word/2010/wordprocessingInk" xmlns:wps="http://schemas.microsoft.com/office/word/2010/wordprocessingShape" mc:Ignorable="w14 wp14">
-  <w:p>
-    <w:pPr>
-      <w:pStyle w:val="Header"/>
-      <w:spacing w:after="0"/>
-      <w:jc w:val="left"/>
-    </w:pPr>
-    <w:r>
-      <w:rPr>
-        <w:rFonts w:ascii="Calibri" w:hAnsi="Calibri" w:cs="Calibri"/>
-        <w:b/>
-        <w:color w:val="666666"/>
-        <w:sz w:val="18"/>
-      </w:rPr>
-      <w:t>Открытия и изобретения</w:t>
-    </w:r>
-    <w:r>
-      <w:rPr>
-        <w:rFonts w:ascii="Calibri" w:hAnsi="Calibri" w:cs="Calibri"/>
-        <w:color w:val="666666"/>
-        <w:sz w:val="18"/>
-      </w:rPr>
-      <w:t xml:space="preserve">    |    5. Физика, химия и материалы</w:t>
-    </w:r>
-  </w:p>
-</w:hdr>
 </file>
 
 <file path=word/numbering.xml><?xml version="1.0" encoding="utf-8"?>
@@ -693,78 +574,6 @@
   <w:num w:numId="9">
     <w:abstractNumId w:val="0"/>
   </w:num>
-  <w:abstractNum w:abstractNumId="9">
-    <w:multiLevelType w:val="singleLevel"/>
-    <w:lvl w:ilvl="0">
-      <w:start w:val="1"/>
-      <w:numFmt w:val="bullet"/>
-      <w:lvlText w:val="•"/>
-      <w:lvlJc w:val="left"/>
-      <w:pPr>
-        <w:tabs>
-          <w:tab w:val="num" w:pos="540"/>
-        </w:tabs>
-        <w:ind w:left="540" w:hanging="270"/>
-      </w:pPr>
-    </w:lvl>
-  </w:abstractNum>
-  <w:num w:numId="10">
-    <w:abstractNumId w:val="9"/>
-  </w:num>
-  <w:abstractNum w:abstractNumId="10">
-    <w:multiLevelType w:val="singleLevel"/>
-    <w:lvl w:ilvl="0">
-      <w:start w:val="1"/>
-      <w:numFmt w:val="decimal"/>
-      <w:lvlText w:val="%1."/>
-      <w:lvlJc w:val="left"/>
-      <w:pPr>
-        <w:tabs>
-          <w:tab w:val="num" w:pos="540"/>
-        </w:tabs>
-        <w:ind w:left="540" w:hanging="270"/>
-      </w:pPr>
-    </w:lvl>
-  </w:abstractNum>
-  <w:num w:numId="11">
-    <w:abstractNumId w:val="10"/>
-  </w:num>
-  <w:abstractNum w:abstractNumId="11">
-    <w:multiLevelType w:val="singleLevel"/>
-    <w:lvl w:ilvl="0">
-      <w:start w:val="1"/>
-      <w:numFmt w:val="decimal"/>
-      <w:lvlText w:val="%1."/>
-      <w:lvlJc w:val="left"/>
-      <w:pPr>
-        <w:tabs>
-          <w:tab w:val="num" w:pos="540"/>
-        </w:tabs>
-        <w:ind w:left="540" w:hanging="270"/>
-      </w:pPr>
-    </w:lvl>
-  </w:abstractNum>
-  <w:num w:numId="12">
-    <w:abstractNumId w:val="11"/>
-  </w:num>
-  <w:abstractNum w:abstractNumId="12">
-    <w:multiLevelType w:val="singleLevel"/>
-    <w:lvl w:ilvl="0">
-      <w:start w:val="1"/>
-      <w:numFmt w:val="decimal"/>
-      <w:lvlText w:val="%1."/>
-      <w:lvlJc w:val="left"/>
-      <w:pPr>
-        <w:tabs>
-          <w:tab w:val="num" w:pos="540"/>
-        </w:tabs>
-        <w:ind w:left="540" w:hanging="270"/>
-      </w:pPr>
-    </w:lvl>
-  </w:abstractNum>
-  <w:num w:numId="13">
-    <w:abstractNumId w:val="12"/>
-  </w:num>
 </w:numbering>
 </file>
 
@@ -773,7 +582,7 @@
   <w:docDefaults>
     <w:rPrDefault>
       <w:rPr>
-        <w:rFonts w:asciiTheme="minorHAnsi" w:eastAsiaTheme="minorEastAsia" w:hAnsiTheme="minorHAnsi" w:cstheme="minorBidi"/>
+        <w:rFonts/>
         <w:sz w:val="22"/>
         <w:szCs w:val="22"/>
         <w:lang w:val="en-US" w:eastAsia="en-US" w:bidi="ar-SA"/>
@@ -929,12 +738,13 @@
     <w:qFormat/>
     <w:rsid w:val="00FC693F"/>
     <w:pPr>
-      <w:widowControl/>
-      <w:spacing w:before="0" w:after="120" w:line="300" w:lineRule="auto"/>
+      <w:spacing w:after="120" w:line="259" w:lineRule="auto"/>
     </w:pPr>
     <w:rPr>
-      <w:rFonts w:ascii="Calibri" w:hAnsi="Calibri" w:cs="Calibri"/>
-      <w:sz w:val="22"/>
+      <w:rFonts w:ascii="Times New Roman" w:hAnsi="Times New Roman"/>
+      <w:color w:val="000000"/>
+      <w:sz w:val="24"/>
+      <w:lang w:val="ru-RU"/>
     </w:rPr>
   </w:style>
   <w:style w:type="paragraph" w:styleId="Header">
@@ -992,16 +802,17 @@
     <w:pPr>
       <w:keepNext/>
       <w:keepLines/>
-      <w:spacing w:before="360" w:after="200"/>
+      <w:spacing w:before="480" w:after="120" w:line="259" w:lineRule="auto"/>
       <w:outlineLvl w:val="0"/>
     </w:pPr>
     <w:rPr>
-      <w:rFonts w:asciiTheme="majorHAnsi" w:eastAsiaTheme="majorEastAsia" w:hAnsiTheme="majorHAnsi" w:cstheme="majorBidi" w:ascii="Calibri" w:hAnsi="Calibri" w:cs="Calibri"/>
+      <w:rFonts w:ascii="Times New Roman" w:hAnsi="Times New Roman"/>
       <w:b/>
       <w:bCs/>
-      <w:color w:val="2E74B5"/>
-      <w:sz w:val="32"/>
+      <w:color w:val="000000"/>
+      <w:sz w:val="26"/>
       <w:szCs w:val="28"/>
+      <w:lang w:val="ru-RU"/>
     </w:rPr>
   </w:style>
   <w:style w:type="paragraph" w:styleId="Heading2">
@@ -1016,16 +827,17 @@
     <w:pPr>
       <w:keepNext/>
       <w:keepLines/>
-      <w:spacing w:before="280" w:after="140"/>
+      <w:spacing w:before="200" w:after="120" w:line="259" w:lineRule="auto"/>
       <w:outlineLvl w:val="1"/>
     </w:pPr>
     <w:rPr>
-      <w:rFonts w:asciiTheme="majorHAnsi" w:eastAsiaTheme="majorEastAsia" w:hAnsiTheme="majorHAnsi" w:cstheme="majorBidi" w:ascii="Calibri" w:hAnsi="Calibri" w:cs="Calibri"/>
+      <w:rFonts w:ascii="Times New Roman" w:hAnsi="Times New Roman"/>
       <w:b/>
       <w:bCs/>
-      <w:color w:val="2E74B5"/>
+      <w:color w:val="000000"/>
       <w:sz w:val="26"/>
       <w:szCs w:val="26"/>
+      <w:lang w:val="ru-RU"/>
     </w:rPr>
   </w:style>
   <w:style w:type="paragraph" w:styleId="Heading3">
@@ -1040,15 +852,14 @@
     <w:pPr>
       <w:keepNext/>
       <w:keepLines/>
-      <w:spacing w:before="200" w:after="100"/>
+      <w:spacing w:before="200" w:after="0"/>
       <w:outlineLvl w:val="2"/>
     </w:pPr>
     <w:rPr>
-      <w:rFonts w:asciiTheme="majorHAnsi" w:eastAsiaTheme="majorEastAsia" w:hAnsiTheme="majorHAnsi" w:cstheme="majorBidi" w:ascii="Calibri" w:hAnsi="Calibri" w:cs="Calibri"/>
+      <w:rFonts/>
       <w:b/>
       <w:bCs/>
-      <w:color w:val="1F4D78"/>
-      <w:sz w:val="24"/>
+      <w:color w:val="4F81BD" w:themeColor="accent1"/>
     </w:rPr>
   </w:style>
   <w:style w:type="paragraph" w:styleId="Heading4">
@@ -1068,7 +879,7 @@
       <w:outlineLvl w:val="3"/>
     </w:pPr>
     <w:rPr>
-      <w:rFonts w:asciiTheme="majorHAnsi" w:eastAsiaTheme="majorEastAsia" w:hAnsiTheme="majorHAnsi" w:cstheme="majorBidi"/>
+      <w:rFonts/>
       <w:b/>
       <w:bCs/>
       <w:i/>
@@ -1093,7 +904,7 @@
       <w:outlineLvl w:val="4"/>
     </w:pPr>
     <w:rPr>
-      <w:rFonts w:asciiTheme="majorHAnsi" w:eastAsiaTheme="majorEastAsia" w:hAnsiTheme="majorHAnsi" w:cstheme="majorBidi"/>
+      <w:rFonts/>
       <w:color w:val="243F60" w:themeColor="accent1" w:themeShade="7F"/>
     </w:rPr>
   </w:style>
@@ -1114,7 +925,7 @@
       <w:outlineLvl w:val="5"/>
     </w:pPr>
     <w:rPr>
-      <w:rFonts w:asciiTheme="majorHAnsi" w:eastAsiaTheme="majorEastAsia" w:hAnsiTheme="majorHAnsi" w:cstheme="majorBidi"/>
+      <w:rFonts/>
       <w:i/>
       <w:iCs/>
       <w:color w:val="243F60" w:themeColor="accent1" w:themeShade="7F"/>
@@ -1137,7 +948,7 @@
       <w:outlineLvl w:val="6"/>
     </w:pPr>
     <w:rPr>
-      <w:rFonts w:asciiTheme="majorHAnsi" w:eastAsiaTheme="majorEastAsia" w:hAnsiTheme="majorHAnsi" w:cstheme="majorBidi"/>
+      <w:rFonts/>
       <w:i/>
       <w:iCs/>
       <w:color w:val="404040" w:themeColor="text1" w:themeTint="BF"/>
@@ -1160,7 +971,7 @@
       <w:outlineLvl w:val="7"/>
     </w:pPr>
     <w:rPr>
-      <w:rFonts w:asciiTheme="majorHAnsi" w:eastAsiaTheme="majorEastAsia" w:hAnsiTheme="majorHAnsi" w:cstheme="majorBidi"/>
+      <w:rFonts/>
       <w:color w:val="4F81BD" w:themeColor="accent1"/>
       <w:sz w:val="20"/>
       <w:szCs w:val="20"/>
@@ -1183,7 +994,7 @@
       <w:outlineLvl w:val="8"/>
     </w:pPr>
     <w:rPr>
-      <w:rFonts w:asciiTheme="majorHAnsi" w:eastAsiaTheme="majorEastAsia" w:hAnsiTheme="majorHAnsi" w:cstheme="majorBidi"/>
+      <w:rFonts/>
       <w:i/>
       <w:iCs/>
       <w:color w:val="404040" w:themeColor="text1" w:themeTint="BF"/>
@@ -1234,7 +1045,7 @@
     <w:uiPriority w:val="9"/>
     <w:rsid w:val="00FC693F"/>
     <w:rPr>
-      <w:rFonts w:asciiTheme="majorHAnsi" w:eastAsiaTheme="majorEastAsia" w:hAnsiTheme="majorHAnsi" w:cstheme="majorBidi"/>
+      <w:rFonts/>
       <w:b/>
       <w:bCs/>
       <w:color w:val="365F91" w:themeColor="accent1" w:themeShade="BF"/>
@@ -1249,7 +1060,7 @@
     <w:uiPriority w:val="9"/>
     <w:rsid w:val="00FC693F"/>
     <w:rPr>
-      <w:rFonts w:asciiTheme="majorHAnsi" w:eastAsiaTheme="majorEastAsia" w:hAnsiTheme="majorHAnsi" w:cstheme="majorBidi"/>
+      <w:rFonts/>
       <w:b/>
       <w:bCs/>
       <w:color w:val="4F81BD" w:themeColor="accent1"/>
@@ -1264,7 +1075,7 @@
     <w:uiPriority w:val="9"/>
     <w:rsid w:val="00FC693F"/>
     <w:rPr>
-      <w:rFonts w:asciiTheme="majorHAnsi" w:eastAsiaTheme="majorEastAsia" w:hAnsiTheme="majorHAnsi" w:cstheme="majorBidi"/>
+      <w:rFonts/>
       <w:b/>
       <w:bCs/>
       <w:color w:val="4F81BD" w:themeColor="accent1"/>
@@ -1279,19 +1090,17 @@
     <w:qFormat/>
     <w:rsid w:val="00FC693F"/>
     <w:pPr>
-      <w:pBdr>
-        <w:bottom w:val="single" w:sz="8" w:space="4" w:color="4F81BD" w:themeColor="accent1"/>
-      </w:pBdr>
-      <w:spacing w:after="300" w:line="240" w:lineRule="auto"/>
+      <w:spacing w:after="120" w:line="259" w:lineRule="auto"/>
       <w:contextualSpacing/>
     </w:pPr>
     <w:rPr>
-      <w:rFonts w:asciiTheme="majorHAnsi" w:eastAsiaTheme="majorEastAsia" w:hAnsiTheme="majorHAnsi" w:cstheme="majorBidi"/>
-      <w:color w:val="17365D" w:themeColor="text2" w:themeShade="BF"/>
+      <w:rFonts w:ascii="Times New Roman" w:hAnsi="Times New Roman"/>
+      <w:color w:val="000000"/>
       <w:spacing w:val="5"/>
       <w:kern w:val="28"/>
-      <w:sz w:val="52"/>
+      <w:sz w:val="40"/>
       <w:szCs w:val="52"/>
+      <w:lang w:val="ru-RU"/>
     </w:rPr>
   </w:style>
   <w:style w:type="character" w:customStyle="1" w:styleId="TitleChar">
@@ -1301,7 +1110,7 @@
     <w:uiPriority w:val="10"/>
     <w:rsid w:val="00FC693F"/>
     <w:rPr>
-      <w:rFonts w:asciiTheme="majorHAnsi" w:eastAsiaTheme="majorEastAsia" w:hAnsiTheme="majorHAnsi" w:cstheme="majorBidi"/>
+      <w:rFonts/>
       <w:color w:val="17365D" w:themeColor="text2" w:themeShade="BF"/>
       <w:spacing w:val="5"/>
       <w:kern w:val="28"/>
@@ -1323,7 +1132,7 @@
       </w:numPr>
     </w:pPr>
     <w:rPr>
-      <w:rFonts w:asciiTheme="majorHAnsi" w:eastAsiaTheme="majorEastAsia" w:hAnsiTheme="majorHAnsi" w:cstheme="majorBidi"/>
+      <w:rFonts/>
       <w:i/>
       <w:iCs/>
       <w:color w:val="4F81BD" w:themeColor="accent1"/>
@@ -1339,7 +1148,7 @@
     <w:uiPriority w:val="11"/>
     <w:rsid w:val="00FC693F"/>
     <w:rPr>
-      <w:rFonts w:asciiTheme="majorHAnsi" w:eastAsiaTheme="majorEastAsia" w:hAnsiTheme="majorHAnsi" w:cstheme="majorBidi"/>
+      <w:rFonts/>
       <w:i/>
       <w:iCs/>
       <w:color w:val="4F81BD" w:themeColor="accent1"/>
@@ -1464,8 +1273,15 @@
       <w:numPr>
         <w:numId w:val="1"/>
       </w:numPr>
+      <w:spacing w:after="120" w:line="259" w:lineRule="auto"/>
       <w:contextualSpacing/>
     </w:pPr>
+    <w:rPr>
+      <w:rFonts w:ascii="Times New Roman" w:hAnsi="Times New Roman"/>
+      <w:color w:val="000000"/>
+      <w:sz w:val="24"/>
+      <w:lang w:val="ru-RU"/>
+    </w:rPr>
   </w:style>
   <w:style w:type="paragraph" w:styleId="ListBullet2">
     <w:name w:val="List Bullet 2"/>
@@ -1637,7 +1453,7 @@
     <w:semiHidden/>
     <w:rsid w:val="00FC693F"/>
     <w:rPr>
-      <w:rFonts w:asciiTheme="majorHAnsi" w:eastAsiaTheme="majorEastAsia" w:hAnsiTheme="majorHAnsi" w:cstheme="majorBidi"/>
+      <w:rFonts/>
       <w:b/>
       <w:bCs/>
       <w:i/>
@@ -1653,7 +1469,7 @@
     <w:semiHidden/>
     <w:rsid w:val="00FC693F"/>
     <w:rPr>
-      <w:rFonts w:asciiTheme="majorHAnsi" w:eastAsiaTheme="majorEastAsia" w:hAnsiTheme="majorHAnsi" w:cstheme="majorBidi"/>
+      <w:rFonts/>
       <w:color w:val="243F60" w:themeColor="accent1" w:themeShade="7F"/>
     </w:rPr>
   </w:style>
@@ -1665,7 +1481,7 @@
     <w:semiHidden/>
     <w:rsid w:val="00FC693F"/>
     <w:rPr>
-      <w:rFonts w:asciiTheme="majorHAnsi" w:eastAsiaTheme="majorEastAsia" w:hAnsiTheme="majorHAnsi" w:cstheme="majorBidi"/>
+      <w:rFonts/>
       <w:i/>
       <w:iCs/>
       <w:color w:val="243F60" w:themeColor="accent1" w:themeShade="7F"/>
@@ -1679,7 +1495,7 @@
     <w:semiHidden/>
     <w:rsid w:val="00FC693F"/>
     <w:rPr>
-      <w:rFonts w:asciiTheme="majorHAnsi" w:eastAsiaTheme="majorEastAsia" w:hAnsiTheme="majorHAnsi" w:cstheme="majorBidi"/>
+      <w:rFonts/>
       <w:i/>
       <w:iCs/>
       <w:color w:val="404040" w:themeColor="text1" w:themeTint="BF"/>
@@ -1693,7 +1509,7 @@
     <w:semiHidden/>
     <w:rsid w:val="00FC693F"/>
     <w:rPr>
-      <w:rFonts w:asciiTheme="majorHAnsi" w:eastAsiaTheme="majorEastAsia" w:hAnsiTheme="majorHAnsi" w:cstheme="majorBidi"/>
+      <w:rFonts/>
       <w:color w:val="4F81BD" w:themeColor="accent1"/>
       <w:sz w:val="20"/>
       <w:szCs w:val="20"/>
@@ -1707,7 +1523,7 @@
     <w:semiHidden/>
     <w:rsid w:val="00FC693F"/>
     <w:rPr>
-      <w:rFonts w:asciiTheme="majorHAnsi" w:eastAsiaTheme="majorEastAsia" w:hAnsiTheme="majorHAnsi" w:cstheme="majorBidi"/>
+      <w:rFonts/>
       <w:i/>
       <w:iCs/>
       <w:color w:val="404040" w:themeColor="text1" w:themeTint="BF"/>
@@ -1766,9 +1582,6 @@
     <w:qFormat/>
     <w:rsid w:val="00FC693F"/>
     <w:pPr>
-      <w:pBdr>
-        <w:bottom w:val="single" w:sz="4" w:space="4" w:color="4F81BD" w:themeColor="accent1"/>
-      </w:pBdr>
       <w:spacing w:before="200" w:after="280"/>
       <w:ind w:left="936" w:right="936"/>
     </w:pPr>
@@ -3296,7 +3109,7 @@
         <w:spacing w:before="0" w:after="0" w:line="240" w:lineRule="auto"/>
       </w:pPr>
       <w:rPr>
-        <w:rFonts w:asciiTheme="majorHAnsi" w:eastAsiaTheme="majorEastAsia" w:hAnsiTheme="majorHAnsi" w:cstheme="majorBidi"/>
+        <w:rFonts/>
         <w:b/>
         <w:bCs/>
       </w:rPr>
@@ -3317,7 +3130,7 @@
         <w:spacing w:before="0" w:after="0" w:line="240" w:lineRule="auto"/>
       </w:pPr>
       <w:rPr>
-        <w:rFonts w:asciiTheme="majorHAnsi" w:eastAsiaTheme="majorEastAsia" w:hAnsiTheme="majorHAnsi" w:cstheme="majorBidi"/>
+        <w:rFonts/>
         <w:b/>
         <w:bCs/>
       </w:rPr>
@@ -3335,14 +3148,14 @@
     </w:tblStylePr>
     <w:tblStylePr w:type="firstCol">
       <w:rPr>
-        <w:rFonts w:asciiTheme="majorHAnsi" w:eastAsiaTheme="majorEastAsia" w:hAnsiTheme="majorHAnsi" w:cstheme="majorBidi"/>
+        <w:rFonts/>
         <w:b/>
         <w:bCs/>
       </w:rPr>
     </w:tblStylePr>
     <w:tblStylePr w:type="lastCol">
       <w:rPr>
-        <w:rFonts w:asciiTheme="majorHAnsi" w:eastAsiaTheme="majorEastAsia" w:hAnsiTheme="majorHAnsi" w:cstheme="majorBidi"/>
+        <w:rFonts/>
         <w:b/>
         <w:bCs/>
       </w:rPr>
@@ -3426,7 +3239,7 @@
         <w:spacing w:before="0" w:after="0" w:line="240" w:lineRule="auto"/>
       </w:pPr>
       <w:rPr>
-        <w:rFonts w:asciiTheme="majorHAnsi" w:eastAsiaTheme="majorEastAsia" w:hAnsiTheme="majorHAnsi" w:cstheme="majorBidi"/>
+        <w:rFonts/>
         <w:b/>
         <w:bCs/>
       </w:rPr>
@@ -3447,7 +3260,7 @@
         <w:spacing w:before="0" w:after="0" w:line="240" w:lineRule="auto"/>
       </w:pPr>
       <w:rPr>
-        <w:rFonts w:asciiTheme="majorHAnsi" w:eastAsiaTheme="majorEastAsia" w:hAnsiTheme="majorHAnsi" w:cstheme="majorBidi"/>
+        <w:rFonts/>
         <w:b/>
         <w:bCs/>
       </w:rPr>
@@ -3465,14 +3278,14 @@
     </w:tblStylePr>
     <w:tblStylePr w:type="firstCol">
       <w:rPr>
-        <w:rFonts w:asciiTheme="majorHAnsi" w:eastAsiaTheme="majorEastAsia" w:hAnsiTheme="majorHAnsi" w:cstheme="majorBidi"/>
+        <w:rFonts/>
         <w:b/>
         <w:bCs/>
       </w:rPr>
     </w:tblStylePr>
     <w:tblStylePr w:type="lastCol">
       <w:rPr>
-        <w:rFonts w:asciiTheme="majorHAnsi" w:eastAsiaTheme="majorEastAsia" w:hAnsiTheme="majorHAnsi" w:cstheme="majorBidi"/>
+        <w:rFonts/>
         <w:b/>
         <w:bCs/>
       </w:rPr>
@@ -3556,7 +3369,7 @@
         <w:spacing w:before="0" w:after="0" w:line="240" w:lineRule="auto"/>
       </w:pPr>
       <w:rPr>
-        <w:rFonts w:asciiTheme="majorHAnsi" w:eastAsiaTheme="majorEastAsia" w:hAnsiTheme="majorHAnsi" w:cstheme="majorBidi"/>
+        <w:rFonts/>
         <w:b/>
         <w:bCs/>
       </w:rPr>
@@ -3577,7 +3390,7 @@
         <w:spacing w:before="0" w:after="0" w:line="240" w:lineRule="auto"/>
       </w:pPr>
       <w:rPr>
-        <w:rFonts w:asciiTheme="majorHAnsi" w:eastAsiaTheme="majorEastAsia" w:hAnsiTheme="majorHAnsi" w:cstheme="majorBidi"/>
+        <w:rFonts/>
         <w:b/>
         <w:bCs/>
       </w:rPr>
@@ -3595,14 +3408,14 @@
     </w:tblStylePr>
     <w:tblStylePr w:type="firstCol">
       <w:rPr>
-        <w:rFonts w:asciiTheme="majorHAnsi" w:eastAsiaTheme="majorEastAsia" w:hAnsiTheme="majorHAnsi" w:cstheme="majorBidi"/>
+        <w:rFonts/>
         <w:b/>
         <w:bCs/>
       </w:rPr>
     </w:tblStylePr>
     <w:tblStylePr w:type="lastCol">
       <w:rPr>
-        <w:rFonts w:asciiTheme="majorHAnsi" w:eastAsiaTheme="majorEastAsia" w:hAnsiTheme="majorHAnsi" w:cstheme="majorBidi"/>
+        <w:rFonts/>
         <w:b/>
         <w:bCs/>
       </w:rPr>
@@ -3686,7 +3499,7 @@
         <w:spacing w:before="0" w:after="0" w:line="240" w:lineRule="auto"/>
       </w:pPr>
       <w:rPr>
-        <w:rFonts w:asciiTheme="majorHAnsi" w:eastAsiaTheme="majorEastAsia" w:hAnsiTheme="majorHAnsi" w:cstheme="majorBidi"/>
+        <w:rFonts/>
         <w:b/>
         <w:bCs/>
       </w:rPr>
@@ -3707,7 +3520,7 @@
         <w:spacing w:before="0" w:after="0" w:line="240" w:lineRule="auto"/>
       </w:pPr>
       <w:rPr>
-        <w:rFonts w:asciiTheme="majorHAnsi" w:eastAsiaTheme="majorEastAsia" w:hAnsiTheme="majorHAnsi" w:cstheme="majorBidi"/>
+        <w:rFonts/>
         <w:b/>
         <w:bCs/>
       </w:rPr>
@@ -3725,14 +3538,14 @@
     </w:tblStylePr>
     <w:tblStylePr w:type="firstCol">
       <w:rPr>
-        <w:rFonts w:asciiTheme="majorHAnsi" w:eastAsiaTheme="majorEastAsia" w:hAnsiTheme="majorHAnsi" w:cstheme="majorBidi"/>
+        <w:rFonts/>
         <w:b/>
         <w:bCs/>
       </w:rPr>
     </w:tblStylePr>
     <w:tblStylePr w:type="lastCol">
       <w:rPr>
-        <w:rFonts w:asciiTheme="majorHAnsi" w:eastAsiaTheme="majorEastAsia" w:hAnsiTheme="majorHAnsi" w:cstheme="majorBidi"/>
+        <w:rFonts/>
         <w:b/>
         <w:bCs/>
       </w:rPr>
@@ -3816,7 +3629,7 @@
         <w:spacing w:before="0" w:after="0" w:line="240" w:lineRule="auto"/>
       </w:pPr>
       <w:rPr>
-        <w:rFonts w:asciiTheme="majorHAnsi" w:eastAsiaTheme="majorEastAsia" w:hAnsiTheme="majorHAnsi" w:cstheme="majorBidi"/>
+        <w:rFonts/>
         <w:b/>
         <w:bCs/>
       </w:rPr>
@@ -3837,7 +3650,7 @@
         <w:spacing w:before="0" w:after="0" w:line="240" w:lineRule="auto"/>
       </w:pPr>
       <w:rPr>
-        <w:rFonts w:asciiTheme="majorHAnsi" w:eastAsiaTheme="majorEastAsia" w:hAnsiTheme="majorHAnsi" w:cstheme="majorBidi"/>
+        <w:rFonts/>
         <w:b/>
         <w:bCs/>
       </w:rPr>
@@ -3855,14 +3668,14 @@
     </w:tblStylePr>
     <w:tblStylePr w:type="firstCol">
       <w:rPr>
-        <w:rFonts w:asciiTheme="majorHAnsi" w:eastAsiaTheme="majorEastAsia" w:hAnsiTheme="majorHAnsi" w:cstheme="majorBidi"/>
+        <w:rFonts/>
         <w:b/>
         <w:bCs/>
       </w:rPr>
     </w:tblStylePr>
     <w:tblStylePr w:type="lastCol">
       <w:rPr>
-        <w:rFonts w:asciiTheme="majorHAnsi" w:eastAsiaTheme="majorEastAsia" w:hAnsiTheme="majorHAnsi" w:cstheme="majorBidi"/>
+        <w:rFonts/>
         <w:b/>
         <w:bCs/>
       </w:rPr>
@@ -3946,7 +3759,7 @@
         <w:spacing w:before="0" w:after="0" w:line="240" w:lineRule="auto"/>
       </w:pPr>
       <w:rPr>
-        <w:rFonts w:asciiTheme="majorHAnsi" w:eastAsiaTheme="majorEastAsia" w:hAnsiTheme="majorHAnsi" w:cstheme="majorBidi"/>
+        <w:rFonts/>
         <w:b/>
         <w:bCs/>
       </w:rPr>
@@ -3967,7 +3780,7 @@
         <w:spacing w:before="0" w:after="0" w:line="240" w:lineRule="auto"/>
       </w:pPr>
       <w:rPr>
-        <w:rFonts w:asciiTheme="majorHAnsi" w:eastAsiaTheme="majorEastAsia" w:hAnsiTheme="majorHAnsi" w:cstheme="majorBidi"/>
+        <w:rFonts/>
         <w:b/>
         <w:bCs/>
       </w:rPr>
@@ -3985,14 +3798,14 @@
     </w:tblStylePr>
     <w:tblStylePr w:type="firstCol">
       <w:rPr>
-        <w:rFonts w:asciiTheme="majorHAnsi" w:eastAsiaTheme="majorEastAsia" w:hAnsiTheme="majorHAnsi" w:cstheme="majorBidi"/>
+        <w:rFonts/>
         <w:b/>
         <w:bCs/>
       </w:rPr>
     </w:tblStylePr>
     <w:tblStylePr w:type="lastCol">
       <w:rPr>
-        <w:rFonts w:asciiTheme="majorHAnsi" w:eastAsiaTheme="majorEastAsia" w:hAnsiTheme="majorHAnsi" w:cstheme="majorBidi"/>
+        <w:rFonts/>
         <w:b/>
         <w:bCs/>
       </w:rPr>
@@ -4076,7 +3889,7 @@
         <w:spacing w:before="0" w:after="0" w:line="240" w:lineRule="auto"/>
       </w:pPr>
       <w:rPr>
-        <w:rFonts w:asciiTheme="majorHAnsi" w:eastAsiaTheme="majorEastAsia" w:hAnsiTheme="majorHAnsi" w:cstheme="majorBidi"/>
+        <w:rFonts/>
         <w:b/>
         <w:bCs/>
       </w:rPr>
@@ -4097,7 +3910,7 @@
         <w:spacing w:before="0" w:after="0" w:line="240" w:lineRule="auto"/>
       </w:pPr>
       <w:rPr>
-        <w:rFonts w:asciiTheme="majorHAnsi" w:eastAsiaTheme="majorEastAsia" w:hAnsiTheme="majorHAnsi" w:cstheme="majorBidi"/>
+        <w:rFonts/>
         <w:b/>
         <w:bCs/>
       </w:rPr>
@@ -4115,14 +3928,14 @@
     </w:tblStylePr>
     <w:tblStylePr w:type="firstCol">
       <w:rPr>
-        <w:rFonts w:asciiTheme="majorHAnsi" w:eastAsiaTheme="majorEastAsia" w:hAnsiTheme="majorHAnsi" w:cstheme="majorBidi"/>
+        <w:rFonts/>
         <w:b/>
         <w:bCs/>
       </w:rPr>
     </w:tblStylePr>
     <w:tblStylePr w:type="lastCol">
       <w:rPr>
-        <w:rFonts w:asciiTheme="majorHAnsi" w:eastAsiaTheme="majorEastAsia" w:hAnsiTheme="majorHAnsi" w:cstheme="majorBidi"/>
+        <w:rFonts/>
         <w:b/>
         <w:bCs/>
       </w:rPr>
@@ -5987,7 +5800,7 @@
     </w:tblPr>
     <w:tblStylePr w:type="firstRow">
       <w:rPr>
-        <w:rFonts w:asciiTheme="majorHAnsi" w:eastAsiaTheme="majorEastAsia" w:hAnsiTheme="majorHAnsi" w:cstheme="majorBidi"/>
+        <w:rFonts/>
       </w:rPr>
       <w:tblPr/>
       <w:tcPr>
@@ -6071,7 +5884,7 @@
     </w:tblPr>
     <w:tblStylePr w:type="firstRow">
       <w:rPr>
-        <w:rFonts w:asciiTheme="majorHAnsi" w:eastAsiaTheme="majorEastAsia" w:hAnsiTheme="majorHAnsi" w:cstheme="majorBidi"/>
+        <w:rFonts/>
       </w:rPr>
       <w:tblPr/>
       <w:tcPr>
@@ -6155,7 +5968,7 @@
     </w:tblPr>
     <w:tblStylePr w:type="firstRow">
       <w:rPr>
-        <w:rFonts w:asciiTheme="majorHAnsi" w:eastAsiaTheme="majorEastAsia" w:hAnsiTheme="majorHAnsi" w:cstheme="majorBidi"/>
+        <w:rFonts/>
       </w:rPr>
       <w:tblPr/>
       <w:tcPr>
@@ -6239,7 +6052,7 @@
     </w:tblPr>
     <w:tblStylePr w:type="firstRow">
       <w:rPr>
-        <w:rFonts w:asciiTheme="majorHAnsi" w:eastAsiaTheme="majorEastAsia" w:hAnsiTheme="majorHAnsi" w:cstheme="majorBidi"/>
+        <w:rFonts/>
       </w:rPr>
       <w:tblPr/>
       <w:tcPr>
@@ -6323,7 +6136,7 @@
     </w:tblPr>
     <w:tblStylePr w:type="firstRow">
       <w:rPr>
-        <w:rFonts w:asciiTheme="majorHAnsi" w:eastAsiaTheme="majorEastAsia" w:hAnsiTheme="majorHAnsi" w:cstheme="majorBidi"/>
+        <w:rFonts/>
       </w:rPr>
       <w:tblPr/>
       <w:tcPr>
@@ -6407,7 +6220,7 @@
     </w:tblPr>
     <w:tblStylePr w:type="firstRow">
       <w:rPr>
-        <w:rFonts w:asciiTheme="majorHAnsi" w:eastAsiaTheme="majorEastAsia" w:hAnsiTheme="majorHAnsi" w:cstheme="majorBidi"/>
+        <w:rFonts/>
       </w:rPr>
       <w:tblPr/>
       <w:tcPr>
@@ -6491,7 +6304,7 @@
     </w:tblPr>
     <w:tblStylePr w:type="firstRow">
       <w:rPr>
-        <w:rFonts w:asciiTheme="majorHAnsi" w:eastAsiaTheme="majorEastAsia" w:hAnsiTheme="majorHAnsi" w:cstheme="majorBidi"/>
+        <w:rFonts/>
       </w:rPr>
       <w:tblPr/>
       <w:tcPr>
@@ -6556,7 +6369,7 @@
       <w:spacing w:after="0" w:line="240" w:lineRule="auto"/>
     </w:pPr>
     <w:rPr>
-      <w:rFonts w:asciiTheme="majorHAnsi" w:eastAsiaTheme="majorEastAsia" w:hAnsiTheme="majorHAnsi" w:cstheme="majorBidi"/>
+      <w:rFonts/>
       <w:color w:val="000000" w:themeColor="text1"/>
     </w:rPr>
     <w:tblPr>
@@ -6684,7 +6497,7 @@
       <w:spacing w:after="0" w:line="240" w:lineRule="auto"/>
     </w:pPr>
     <w:rPr>
-      <w:rFonts w:asciiTheme="majorHAnsi" w:eastAsiaTheme="majorEastAsia" w:hAnsiTheme="majorHAnsi" w:cstheme="majorBidi"/>
+      <w:rFonts/>
       <w:color w:val="000000" w:themeColor="text1"/>
     </w:rPr>
     <w:tblPr>
@@ -6812,7 +6625,7 @@
       <w:spacing w:after="0" w:line="240" w:lineRule="auto"/>
     </w:pPr>
     <w:rPr>
-      <w:rFonts w:asciiTheme="majorHAnsi" w:eastAsiaTheme="majorEastAsia" w:hAnsiTheme="majorHAnsi" w:cstheme="majorBidi"/>
+      <w:rFonts/>
       <w:color w:val="000000" w:themeColor="text1"/>
     </w:rPr>
     <w:tblPr>
@@ -6940,7 +6753,7 @@
       <w:spacing w:after="0" w:line="240" w:lineRule="auto"/>
     </w:pPr>
     <w:rPr>
-      <w:rFonts w:asciiTheme="majorHAnsi" w:eastAsiaTheme="majorEastAsia" w:hAnsiTheme="majorHAnsi" w:cstheme="majorBidi"/>
+      <w:rFonts/>
       <w:color w:val="000000" w:themeColor="text1"/>
     </w:rPr>
     <w:tblPr>
@@ -7068,7 +6881,7 @@
       <w:spacing w:after="0" w:line="240" w:lineRule="auto"/>
     </w:pPr>
     <w:rPr>
-      <w:rFonts w:asciiTheme="majorHAnsi" w:eastAsiaTheme="majorEastAsia" w:hAnsiTheme="majorHAnsi" w:cstheme="majorBidi"/>
+      <w:rFonts/>
       <w:color w:val="000000" w:themeColor="text1"/>
     </w:rPr>
     <w:tblPr>
@@ -7196,7 +7009,7 @@
       <w:spacing w:after="0" w:line="240" w:lineRule="auto"/>
     </w:pPr>
     <w:rPr>
-      <w:rFonts w:asciiTheme="majorHAnsi" w:eastAsiaTheme="majorEastAsia" w:hAnsiTheme="majorHAnsi" w:cstheme="majorBidi"/>
+      <w:rFonts/>
       <w:color w:val="000000" w:themeColor="text1"/>
     </w:rPr>
     <w:tblPr>
@@ -7324,7 +7137,7 @@
       <w:spacing w:after="0" w:line="240" w:lineRule="auto"/>
     </w:pPr>
     <w:rPr>
-      <w:rFonts w:asciiTheme="majorHAnsi" w:eastAsiaTheme="majorEastAsia" w:hAnsiTheme="majorHAnsi" w:cstheme="majorBidi"/>
+      <w:rFonts/>
       <w:color w:val="000000" w:themeColor="text1"/>
     </w:rPr>
     <w:tblPr>
@@ -7963,7 +7776,7 @@
       <w:spacing w:after="0" w:line="240" w:lineRule="auto"/>
     </w:pPr>
     <w:rPr>
-      <w:rFonts w:asciiTheme="majorHAnsi" w:eastAsiaTheme="majorEastAsia" w:hAnsiTheme="majorHAnsi" w:cstheme="majorBidi"/>
+      <w:rFonts/>
       <w:color w:val="000000" w:themeColor="text1"/>
     </w:rPr>
     <w:tblPr>
@@ -8088,7 +7901,7 @@
       <w:spacing w:after="0" w:line="240" w:lineRule="auto"/>
     </w:pPr>
     <w:rPr>
-      <w:rFonts w:asciiTheme="majorHAnsi" w:eastAsiaTheme="majorEastAsia" w:hAnsiTheme="majorHAnsi" w:cstheme="majorBidi"/>
+      <w:rFonts/>
       <w:color w:val="000000" w:themeColor="text1"/>
     </w:rPr>
     <w:tblPr>
@@ -8213,7 +8026,7 @@
       <w:spacing w:after="0" w:line="240" w:lineRule="auto"/>
     </w:pPr>
     <w:rPr>
-      <w:rFonts w:asciiTheme="majorHAnsi" w:eastAsiaTheme="majorEastAsia" w:hAnsiTheme="majorHAnsi" w:cstheme="majorBidi"/>
+      <w:rFonts/>
       <w:color w:val="000000" w:themeColor="text1"/>
     </w:rPr>
     <w:tblPr>
@@ -8338,7 +8151,7 @@
       <w:spacing w:after="0" w:line="240" w:lineRule="auto"/>
     </w:pPr>
     <w:rPr>
-      <w:rFonts w:asciiTheme="majorHAnsi" w:eastAsiaTheme="majorEastAsia" w:hAnsiTheme="majorHAnsi" w:cstheme="majorBidi"/>
+      <w:rFonts/>
       <w:color w:val="000000" w:themeColor="text1"/>
     </w:rPr>
     <w:tblPr>
@@ -8463,7 +8276,7 @@
       <w:spacing w:after="0" w:line="240" w:lineRule="auto"/>
     </w:pPr>
     <w:rPr>
-      <w:rFonts w:asciiTheme="majorHAnsi" w:eastAsiaTheme="majorEastAsia" w:hAnsiTheme="majorHAnsi" w:cstheme="majorBidi"/>
+      <w:rFonts/>
       <w:color w:val="000000" w:themeColor="text1"/>
     </w:rPr>
     <w:tblPr>
@@ -8588,7 +8401,7 @@
       <w:spacing w:after="0" w:line="240" w:lineRule="auto"/>
     </w:pPr>
     <w:rPr>
-      <w:rFonts w:asciiTheme="majorHAnsi" w:eastAsiaTheme="majorEastAsia" w:hAnsiTheme="majorHAnsi" w:cstheme="majorBidi"/>
+      <w:rFonts/>
       <w:color w:val="000000" w:themeColor="text1"/>
     </w:rPr>
     <w:tblPr>
@@ -8713,7 +8526,7 @@
       <w:spacing w:after="0" w:line="240" w:lineRule="auto"/>
     </w:pPr>
     <w:rPr>
-      <w:rFonts w:asciiTheme="majorHAnsi" w:eastAsiaTheme="majorEastAsia" w:hAnsiTheme="majorHAnsi" w:cstheme="majorBidi"/>
+      <w:rFonts/>
       <w:color w:val="000000" w:themeColor="text1"/>
     </w:rPr>
     <w:tblPr>
